--- a/tasuki-electoral-model/output/submission/Highlights.docx
+++ b/tasuki-electoral-model/output/submission/Highlights.docx
@@ -20,7 +20,7 @@
         <w:spacing w:after="120"/>
       </w:pPr>
       <w:r>
-        <w:t>TATSUKI links candidate trust coefficients to measured pledge fulfillment.</w:t>
+        <w:t>TATSUKI links candidate trust to measured pledge fulfillment scores.</w:t>
       </w:r>
     </w:p>
     <w:p>
@@ -29,7 +29,7 @@
         <w:spacing w:after="120"/>
       </w:pPr>
       <w:r>
-        <w:t>Agent-based model shows TATSUKI raises accountability and resists gaming.</w:t>
+        <w:t>Agent-based model shows TATSUKI raises accountability, resists gaming.</w:t>
       </w:r>
     </w:p>
     <w:p>
@@ -47,7 +47,7 @@
         <w:spacing w:after="120"/>
       </w:pPr>
       <w:r>
-        <w:t>Model calibrated with 1,050 real pledges from Polimeter and Thomson data.</w:t>
+        <w:t>Model calibrated with 1,050 real pledges from Polimeter project data.</w:t>
       </w:r>
     </w:p>
     <w:p>
@@ -56,7 +56,7 @@
         <w:spacing w:after="120"/>
       </w:pPr>
       <w:r>
-        <w:t>Counterfactual analysis confirms stable trust trajectories for Trudeau.</w:t>
+        <w:t>Counterfactual analysis confirms stable trust trajectories empirically.</w:t>
       </w:r>
     </w:p>
     <w:p/>
@@ -71,7 +71,7 @@
         <w:rPr>
           <w:i/>
         </w:rPr>
-        <w:t>Each highlight must be no more than 85 characters including spaces. These are entered separately during the Editorial Manager submission process.</w:t>
+        <w:t>Each highlight must be no more than 85 characters including spaces. Entered separately during the Editorial Manager submission process.</w:t>
       </w:r>
     </w:p>
     <w:sectPr>
